--- a/이탈리아 검사/2부/2부_8화_크리벨리의_제안.docx
+++ b/이탈리아 검사/2부/2부_8화_크리벨리의_제안.docx
@@ -293,7 +293,7 @@
           <w:i w:val="0"/>
           <w:sz w:val="22"/>
         </w:rPr>
-        <w:t>Piacere, signora. Questi sono per lei. Li ho presi da Scuderi.</w:t>
+        <w:t>Piacere, signora. Questi sono per lei. Li ho presi da Zappalà.</w:t>
       </w:r>
     </w:p>
     <w:p>
@@ -5485,7 +5485,7 @@
           <w:i w:val="0"/>
           <w:sz w:val="22"/>
         </w:rPr>
-        <w:t>«Salute!»</w:t>
+        <w:t>«guai a chiedere»</w:t>
       </w:r>
       <w:r>
         <w:rPr>
@@ -5494,7 +5494,7 @@
           <w:i w:val="0"/>
           <w:sz w:val="22"/>
         </w:rPr>
-        <w:t xml:space="preserve"> — 한국어 해설: 뜻 '(재채기한 사람에게) 몸조심!' 영어의 'Bless you'에 해당. 쓰임: 키아라가 재채기한 아기에게, 엄마 로사리아가 «Grazie»로 받는다. 건배할 때도 같은 말을 쓴다. 장면 1.</w:t>
+        <w:t xml:space="preserve"> — 한국어 해설: 뜻 '물어보기라도 하면 큰일 난다, 절대 묻지 마라'(guai a + 동사: '~했다간 혼난다'). 쓰임: 안나가 레시피 분량을 가르쳐 주지 않는다는 이야기에 키아라가 웃으며 자기 할머니도 그랬다고 맞장구치며. 집안 어른의 고집을 두고 흔히 하는 너스레. 장면 1.</w:t>
       </w:r>
     </w:p>
     <w:p>
